--- a/THU TUC CAI NGHIEN/CV đề nghị xuất đt để bắt.docx
+++ b/THU TUC CAI NGHIEN/CV đề nghị xuất đt để bắt.docx
@@ -182,50 +182,40 @@
           </w:p>
           <w:p>
             <w:pPr>
-              <w:jc w:val="both"/>
-              <w:rPr>
-                <w:rFonts w:ascii="Times New Roman" w:hAnsi="Times New Roman"/>
+              <w:jc w:val="center"/>
+              <w:rPr>
+                <w:rFonts w:ascii="Times New Roman" w:hAnsi="Times New Roman"/>
+                <w:i/>
+                <w:iCs/>
                 <w:szCs w:val="20"/>
               </w:rPr>
             </w:pPr>
             <w:r>
               <w:rPr>
                 <w:rFonts w:ascii="Times New Roman" w:hAnsi="Times New Roman"/>
+                <w:i/>
+                <w:iCs/>
                 <w:szCs w:val="20"/>
               </w:rPr>
-              <w:t>V</w:t>
+              <w:t>V/v hỗ trợ trích xuất ng</w:t>
             </w:r>
             <w:r>
               <w:rPr>
-                <w:rFonts w:ascii="Times New Roman" w:hAnsi="Times New Roman"/>
+                <w:rFonts w:ascii="Times New Roman" w:hAnsi="Times New Roman" w:hint="eastAsia"/>
                 <w:i/>
+                <w:iCs/>
                 <w:szCs w:val="20"/>
               </w:rPr>
-              <w:t xml:space="preserve">/v đề nghị </w:t>
+              <w:t>ư</w:t>
             </w:r>
             <w:r>
               <w:rPr>
                 <w:rFonts w:ascii="Times New Roman" w:hAnsi="Times New Roman"/>
                 <w:i/>
+                <w:iCs/>
                 <w:szCs w:val="20"/>
               </w:rPr>
-              <w:t xml:space="preserve">hỗ trợ trích xuất đối tượng </w:t>
-            </w:r>
-            <w:r>
-              <w:rPr>
-                <w:rFonts w:ascii="Times New Roman" w:hAnsi="Times New Roman"/>
-                <w:i/>
-                <w:szCs w:val="20"/>
-              </w:rPr>
-              <w:t>Trần Thành Long</w:t>
-            </w:r>
-            <w:r>
-              <w:rPr>
-                <w:rFonts w:ascii="Times New Roman" w:hAnsi="Times New Roman"/>
-                <w:i/>
-                <w:szCs w:val="20"/>
-              </w:rPr>
-              <w:t xml:space="preserve"> ra khỏi Cơ sở cai nghiện ma túy số 1 để thi hành lệnh bắt.</w:t>
+              <w:t>ời nghiện để thi hành lệnh bắt.</w:t>
             </w:r>
           </w:p>
         </w:tc>
@@ -595,7 +585,24 @@
           <w:sz w:val="28"/>
           <w:szCs w:val="28"/>
         </w:rPr>
-        <w:t xml:space="preserve">có Quyết định số 73/QĐ-UBND ngày 28/01/2026 của Ủy ban nhân dân phường Tân Bình về việc </w:t>
+        <w:t xml:space="preserve">có Quyết định số </w:t>
+      </w:r>
+      <w:r>
+        <w:rPr>
+          <w:rFonts w:ascii="Times New Roman" w:hAnsi="Times New Roman"/>
+          <w:color w:val="FF0000"/>
+          <w:sz w:val="28"/>
+          <w:szCs w:val="28"/>
+        </w:rPr>
+        <w:t xml:space="preserve">73/QĐ-UBND ngày 28/01/2026 </w:t>
+      </w:r>
+      <w:r>
+        <w:rPr>
+          <w:rFonts w:ascii="Times New Roman" w:hAnsi="Times New Roman"/>
+          <w:sz w:val="28"/>
+          <w:szCs w:val="28"/>
+        </w:rPr>
+        <w:t xml:space="preserve">của Ủy ban nhân dân phường Tân Bình về việc </w:t>
       </w:r>
       <w:r>
         <w:rPr>
@@ -1171,7 +1178,7 @@
           <w:szCs w:val="28"/>
           <w:lang w:val="nl-NL"/>
         </w:rPr>
-        <w:t>9</w:t>
+        <w:t>4</w:t>
       </w:r>
       <w:r>
         <w:rPr>
@@ -1284,29 +1291,28 @@
           <w:szCs w:val="28"/>
           <w:lang w:val="nl-NL"/>
         </w:rPr>
-        <w:t xml:space="preserve">02 năm 2026 của Cơ quan CSĐT-Công an Thành phố Hồ Chí Minh (Công an phường Phú Thọ Hòa, Thành phố Hồ Chí Minh) về việc đề nghị hủy bỏ Quyết định cai nghiện tự nguyện </w:t>
-      </w:r>
-      <w:r>
-        <w:rPr>
-          <w:rFonts w:ascii="Times New Roman" w:hAnsi="Times New Roman"/>
-          <w:bCs/>
-          <w:color w:val="FF0000"/>
+        <w:t xml:space="preserve">02 năm 2026 của Cơ quan CSĐT-Công an Thành phố Hồ Chí Minh (Công an phường Phú Thọ Hòa, Thành phố Hồ Chí Minh) về việc đề nghị hủy bỏ Quyết định cai nghiện tự nguyện số 73/QĐ-UBND ngày 28/01/2026 của UBND Phường Tân Bình </w:t>
+      </w:r>
+      <w:r>
+        <w:rPr>
+          <w:rFonts w:ascii="Times New Roman" w:hAnsi="Times New Roman"/>
+          <w:bCs/>
+          <w:sz w:val="28"/>
+          <w:szCs w:val="28"/>
+          <w:lang w:val="nl-NL"/>
+        </w:rPr>
+        <w:t xml:space="preserve">để áp dụng biện </w:t>
+      </w:r>
+      <w:r>
+        <w:rPr>
+          <w:rFonts w:ascii="Times New Roman" w:hAnsi="Times New Roman"/>
+          <w:bCs/>
           <w:sz w:val="28"/>
           <w:szCs w:val="28"/>
           <w:lang w:val="nl-NL"/>
         </w:rPr>
         <w:lastRenderedPageBreak/>
-        <w:t xml:space="preserve">số 73/QĐ-UBND ngày 28/01/2026 của UBND Phường Tân Bình </w:t>
-      </w:r>
-      <w:r>
-        <w:rPr>
-          <w:rFonts w:ascii="Times New Roman" w:hAnsi="Times New Roman"/>
-          <w:bCs/>
-          <w:sz w:val="28"/>
-          <w:szCs w:val="28"/>
-          <w:lang w:val="nl-NL"/>
-        </w:rPr>
-        <w:t>để áp dụng biện pháp ngăn chặn bằng việc trích xuất đối tượng Trần Thành Long ra khỏi Cơ sở cai nghiện ma túy số 1, Thành phố Hồ Chí Minh, để thi hành lệnh bắt bị can để tạm giam.</w:t>
+        <w:t>pháp ngăn chặn bằng việc trích xuất đối tượng Trần Thành Long ra khỏi Cơ sở cai nghiện ma túy số 1, Thành phố Hồ Chí Minh, để thi hành lệnh bắt bị can để tạm giam.</w:t>
       </w:r>
     </w:p>
     <w:p>
@@ -1550,16 +1556,7 @@
           <w:sz w:val="28"/>
           <w:szCs w:val="28"/>
         </w:rPr>
-        <w:t>{doituong1_ho_va_ten_hoa}</w:t>
-      </w:r>
-      <w:r>
-        <w:rPr>
-          <w:rFonts w:ascii="Times New Roman" w:hAnsi="Times New Roman"/>
-          <w:color w:val="FF0000"/>
-          <w:sz w:val="28"/>
-          <w:szCs w:val="28"/>
-        </w:rPr>
-        <w:t xml:space="preserve"> </w:t>
+        <w:t xml:space="preserve">{doituong1_ho_va_ten_hoa} </w:t>
       </w:r>
       <w:r>
         <w:rPr>
@@ -1898,7 +1895,81 @@
                 <w:sz w:val="28"/>
                 <w:szCs w:val="28"/>
               </w:rPr>
+              <w:t xml:space="preserve">KT. </w:t>
+            </w:r>
+            <w:r>
+              <w:rPr>
+                <w:rFonts w:ascii="Times New Roman" w:hAnsi="Times New Roman"/>
+                <w:b/>
+                <w:sz w:val="28"/>
+                <w:szCs w:val="28"/>
+              </w:rPr>
               <w:t>TRƯỞNG CÔNG AN PHƯỜNG</w:t>
+            </w:r>
+          </w:p>
+          <w:p>
+            <w:pPr>
+              <w:jc w:val="center"/>
+              <w:rPr>
+                <w:rFonts w:ascii="Times New Roman" w:hAnsi="Times New Roman"/>
+                <w:b/>
+                <w:sz w:val="28"/>
+                <w:szCs w:val="28"/>
+              </w:rPr>
+            </w:pPr>
+            <w:r>
+              <w:rPr>
+                <w:rFonts w:ascii="Times New Roman" w:hAnsi="Times New Roman"/>
+                <w:b/>
+                <w:sz w:val="28"/>
+                <w:szCs w:val="28"/>
+              </w:rPr>
+              <w:t xml:space="preserve">PHÓ </w:t>
+            </w:r>
+            <w:r>
+              <w:rPr>
+                <w:rFonts w:ascii="Times New Roman" w:hAnsi="Times New Roman"/>
+                <w:b/>
+                <w:sz w:val="28"/>
+                <w:szCs w:val="28"/>
+              </w:rPr>
+              <w:t>TR</w:t>
+            </w:r>
+            <w:r>
+              <w:rPr>
+                <w:rFonts w:ascii="Times New Roman" w:hAnsi="Times New Roman" w:hint="eastAsia"/>
+                <w:b/>
+                <w:sz w:val="28"/>
+                <w:szCs w:val="28"/>
+              </w:rPr>
+              <w:t>Ư</w:t>
+            </w:r>
+            <w:r>
+              <w:rPr>
+                <w:rFonts w:ascii="Times New Roman" w:hAnsi="Times New Roman"/>
+                <w:b/>
+                <w:sz w:val="28"/>
+                <w:szCs w:val="28"/>
+              </w:rPr>
+              <w:t>ỞNG CÔNG AN PH</w:t>
+            </w:r>
+            <w:r>
+              <w:rPr>
+                <w:rFonts w:ascii="Times New Roman" w:hAnsi="Times New Roman" w:hint="eastAsia"/>
+                <w:b/>
+                <w:sz w:val="28"/>
+                <w:szCs w:val="28"/>
+              </w:rPr>
+              <w:t>Ư</w:t>
+            </w:r>
+            <w:r>
+              <w:rPr>
+                <w:rFonts w:ascii="Times New Roman" w:hAnsi="Times New Roman"/>
+                <w:b/>
+                <w:sz w:val="28"/>
+                <w:szCs w:val="28"/>
+              </w:rPr>
+              <w:t>ỜNG</w:t>
             </w:r>
           </w:p>
           <w:p>
